--- a/downloads/SOE - ECR-002 - IPv6 Address Deployment.docx
+++ b/downloads/SOE - ECR-002 - IPv6 Address Deployment.docx
@@ -252,13 +252,7 @@
           </w:tcPr>
           <w:p>
             <w:r>
-              <w:t>Estimated Implementation Effort: 1–</w:t>
-            </w:r>
-            <w:r>
-              <w:t>2</w:t>
-            </w:r>
-            <w:r>
-              <w:t xml:space="preserve"> hours</w:t>
+              <w:t>Estimated Implementation Effort: 1–2 hours</w:t>
             </w:r>
           </w:p>
           <w:p>
@@ -292,8 +286,6 @@
             <w:r>
               <w:t>Low – IPv6 is being introduced alongside the existing IPv4 infrastructure with minimal user disruption expected.</w:t>
             </w:r>
-            <w:bookmarkStart w:id="0" w:name="_GoBack"/>
-            <w:bookmarkEnd w:id="0"/>
           </w:p>
         </w:tc>
       </w:tr>
@@ -663,66 +655,45 @@
     </w:p>
     <w:p>
       <w:pPr>
+        <w:pStyle w:val="ListParagraph"/>
+        <w:numPr>
+          <w:ilvl w:val="0"/>
+          <w:numId w:val="10"/>
+        </w:numPr>
         <w:spacing w:line="276" w:lineRule="auto"/>
-        <w:ind w:left="720"/>
-      </w:pPr>
-      <w:proofErr w:type="gramStart"/>
-      <w:r>
-        <w:rPr>
-          <w:rFonts w:hAnsi="Symbol"/>
-        </w:rPr>
-        <w:t></w:t>
-      </w:r>
-      <w:r>
-        <w:t xml:space="preserve">  Enterprise</w:t>
-      </w:r>
-      <w:proofErr w:type="gramEnd"/>
-      <w:r>
-        <w:t xml:space="preserve"> Network Standards Guide </w:t>
+      </w:pPr>
+      <w:r>
+        <w:t xml:space="preserve">Enterprise Network Standards Guide </w:t>
       </w:r>
     </w:p>
     <w:p>
       <w:pPr>
+        <w:pStyle w:val="ListParagraph"/>
+        <w:numPr>
+          <w:ilvl w:val="0"/>
+          <w:numId w:val="10"/>
+        </w:numPr>
         <w:spacing w:line="276" w:lineRule="auto"/>
-        <w:ind w:left="720"/>
-      </w:pPr>
-      <w:proofErr w:type="gramStart"/>
-      <w:r>
-        <w:rPr>
-          <w:rFonts w:hAnsi="Symbol"/>
-        </w:rPr>
-        <w:t></w:t>
-      </w:r>
-      <w:r>
-        <w:t xml:space="preserve">  Enterprise</w:t>
-      </w:r>
-      <w:proofErr w:type="gramEnd"/>
-      <w:r>
-        <w:t xml:space="preserve"> IP Addressing Plan </w:t>
+      </w:pPr>
+      <w:r>
+        <w:t xml:space="preserve">Enterprise IP Addressing Plan </w:t>
       </w:r>
     </w:p>
     <w:p>
       <w:pPr>
+        <w:pStyle w:val="ListParagraph"/>
+        <w:numPr>
+          <w:ilvl w:val="0"/>
+          <w:numId w:val="10"/>
+        </w:numPr>
         <w:spacing w:line="276" w:lineRule="auto"/>
-        <w:ind w:left="720"/>
-      </w:pPr>
-      <w:proofErr w:type="gramStart"/>
-      <w:r>
-        <w:rPr>
-          <w:rFonts w:hAnsi="Symbol"/>
-        </w:rPr>
-        <w:t></w:t>
-      </w:r>
-      <w:r>
-        <w:t xml:space="preserve">  Updated</w:t>
-      </w:r>
-      <w:proofErr w:type="gramEnd"/>
-      <w:r>
-        <w:t xml:space="preserve"> Enterprise Topology (.</w:t>
+      </w:pPr>
+      <w:r>
+        <w:t>Updated Enterprise Topology (.</w:t>
       </w:r>
       <w:proofErr w:type="spellStart"/>
       <w:r>
-        <w:t>pkt</w:t>
+        <w:t>pka</w:t>
       </w:r>
       <w:proofErr w:type="spellEnd"/>
       <w:r>
@@ -731,48 +702,31 @@
     </w:p>
     <w:p>
       <w:pPr>
+        <w:pStyle w:val="ListParagraph"/>
+        <w:numPr>
+          <w:ilvl w:val="0"/>
+          <w:numId w:val="10"/>
+        </w:numPr>
         <w:spacing w:line="276" w:lineRule="auto"/>
-        <w:ind w:left="720"/>
-      </w:pPr>
-      <w:proofErr w:type="gramStart"/>
-      <w:r>
-        <w:rPr>
-          <w:rFonts w:hAnsi="Symbol"/>
-        </w:rPr>
-        <w:t></w:t>
-      </w:r>
-      <w:r>
-        <w:t xml:space="preserve">  Lab</w:t>
-      </w:r>
-      <w:proofErr w:type="gramEnd"/>
-      <w:r>
-        <w:t xml:space="preserve"> Process &amp; Expectations Guide </w:t>
+      </w:pPr>
+      <w:r>
+        <w:t>Enterprise Change Request Process &amp; Expectations Guide</w:t>
       </w:r>
     </w:p>
     <w:p>
       <w:pPr>
+        <w:pStyle w:val="ListParagraph"/>
+        <w:numPr>
+          <w:ilvl w:val="0"/>
+          <w:numId w:val="10"/>
+        </w:numPr>
         <w:spacing w:line="276" w:lineRule="auto"/>
-        <w:ind w:left="720"/>
         <w:rPr>
           <w:color w:val="4F6228" w:themeColor="accent3" w:themeShade="80"/>
         </w:rPr>
       </w:pPr>
-      <w:proofErr w:type="gramStart"/>
-      <w:r>
-        <w:rPr>
-          <w:rFonts w:hAnsi="Symbol"/>
-        </w:rPr>
-        <w:t></w:t>
-      </w:r>
-      <w:r>
-        <w:t xml:space="preserve">  </w:t>
-      </w:r>
-      <w:r>
-        <w:t>Enterprise</w:t>
-      </w:r>
-      <w:proofErr w:type="gramEnd"/>
-      <w:r>
-        <w:t xml:space="preserve"> Change Request (ECR-00</w:t>
+      <w:r>
+        <w:t>Enterprise Change Request (ECR-00</w:t>
       </w:r>
       <w:r>
         <w:t>2</w:t>
@@ -1031,9 +985,8 @@
       <w:r>
         <w:rPr>
           <w:b/>
-          <w:bCs/>
         </w:rPr>
-        <w:t>Lab Process &amp; Expectations Guide</w:t>
+        <w:t>Enterprise Change Request Process &amp; Expectations Guide</w:t>
       </w:r>
       <w:r>
         <w:t>.</w:t>
@@ -1172,20 +1125,18 @@
     </w:p>
     <w:p>
       <w:pPr>
+        <w:pStyle w:val="ListParagraph"/>
+        <w:numPr>
+          <w:ilvl w:val="0"/>
+          <w:numId w:val="19"/>
+        </w:numPr>
         <w:spacing w:line="276" w:lineRule="auto"/>
-        <w:ind w:left="720"/>
       </w:pPr>
       <w:r>
         <w:rPr>
           <w:rFonts w:hAnsi="Symbol"/>
         </w:rPr>
-        <w:t></w:t>
-      </w:r>
-      <w:r>
-        <w:rPr>
-          <w:rFonts w:hAnsi="Symbol"/>
-        </w:rPr>
-        <w:t xml:space="preserve">  Enable IP</w:t>
+        <w:t>Enable IP</w:t>
       </w:r>
       <w:r>
         <w:rPr>
@@ -1217,8 +1168,12 @@
     </w:p>
     <w:p>
       <w:pPr>
+        <w:pStyle w:val="ListParagraph"/>
+        <w:numPr>
+          <w:ilvl w:val="0"/>
+          <w:numId w:val="19"/>
+        </w:numPr>
         <w:spacing w:line="276" w:lineRule="auto"/>
-        <w:ind w:left="720"/>
       </w:pPr>
       <w:r>
         <w:t xml:space="preserve">Configure the assigned global unicast IPv6 address on each switch management interface (SVI) according to the </w:t>
@@ -1235,51 +1190,15 @@
     </w:p>
     <w:p>
       <w:pPr>
+        <w:pStyle w:val="ListParagraph"/>
+        <w:numPr>
+          <w:ilvl w:val="0"/>
+          <w:numId w:val="19"/>
+        </w:numPr>
         <w:spacing w:line="276" w:lineRule="auto"/>
-        <w:ind w:left="720"/>
-      </w:pPr>
-      <w:proofErr w:type="gramStart"/>
-      <w:r>
-        <w:rPr>
-          <w:rFonts w:hAnsi="Symbol"/>
-        </w:rPr>
-        <w:t></w:t>
-      </w:r>
-      <w:r>
-        <w:t xml:space="preserve">  Configure</w:t>
-      </w:r>
-      <w:proofErr w:type="gramEnd"/>
-      <w:r>
-        <w:t xml:space="preserve"> the appropriate IPv6 default gateway on each switch according to the </w:t>
-      </w:r>
-      <w:r>
-        <w:rPr>
-          <w:rStyle w:val="Strong"/>
-        </w:rPr>
-        <w:t>Enterprise IP Addressing Plan</w:t>
-      </w:r>
-      <w:r>
-        <w:t xml:space="preserve">. </w:t>
-      </w:r>
-    </w:p>
-    <w:p>
-      <w:pPr>
-        <w:spacing w:line="276" w:lineRule="auto"/>
-        <w:ind w:left="720"/>
-      </w:pPr>
-      <w:proofErr w:type="gramStart"/>
-      <w:r>
-        <w:rPr>
-          <w:rFonts w:hAnsi="Symbol"/>
-        </w:rPr>
-        <w:t></w:t>
-      </w:r>
-      <w:r>
-        <w:t xml:space="preserve">  Verify</w:t>
-      </w:r>
-      <w:proofErr w:type="gramEnd"/>
-      <w:r>
-        <w:t xml:space="preserve"> that each switch management interface</w:t>
+      </w:pPr>
+      <w:r>
+        <w:t>Verify that each switch management interface</w:t>
       </w:r>
       <w:r>
         <w:t xml:space="preserve"> </w:t>
@@ -1296,22 +1215,18 @@
     </w:p>
     <w:p>
       <w:pPr>
+        <w:pStyle w:val="ListParagraph"/>
+        <w:numPr>
+          <w:ilvl w:val="0"/>
+          <w:numId w:val="19"/>
+        </w:numPr>
         <w:spacing w:line="276" w:lineRule="auto"/>
-        <w:ind w:left="720"/>
-      </w:pPr>
-      <w:proofErr w:type="gramStart"/>
-      <w:r>
         <w:rPr>
-          <w:rFonts w:hAnsi="Symbol"/>
+          <w:b/>
         </w:rPr>
-        <w:t></w:t>
-      </w:r>
-      <w:r>
-        <w:t xml:space="preserve">  Update</w:t>
-      </w:r>
-      <w:proofErr w:type="gramEnd"/>
-      <w:r>
-        <w:t xml:space="preserve"> the switch management interface descriptions according to the </w:t>
+      </w:pPr>
+      <w:r>
+        <w:t xml:space="preserve">Update the switch management interface descriptions according to the </w:t>
       </w:r>
       <w:r>
         <w:rPr>
@@ -1324,33 +1239,28 @@
       </w:r>
       <w:r>
         <w:rPr>
-          <w:rStyle w:val="Strong"/>
+          <w:b/>
         </w:rPr>
-        <w:t>Lab Process &amp; Expectations Guide</w:t>
-      </w:r>
-      <w:r>
+        <w:t>Enterprise Change Request Process &amp; Expectations Guide</w:t>
+      </w:r>
+      <w:r>
+        <w:rPr>
+          <w:b/>
+        </w:rPr>
         <w:t xml:space="preserve">. </w:t>
       </w:r>
     </w:p>
     <w:p>
       <w:pPr>
+        <w:pStyle w:val="ListParagraph"/>
+        <w:numPr>
+          <w:ilvl w:val="0"/>
+          <w:numId w:val="19"/>
+        </w:numPr>
         <w:spacing w:line="276" w:lineRule="auto"/>
-        <w:ind w:left="720"/>
-      </w:pPr>
-      <w:proofErr w:type="gramStart"/>
-      <w:r>
-        <w:rPr>
-          <w:rFonts w:hAnsi="Symbol"/>
-        </w:rPr>
-        <w:lastRenderedPageBreak/>
-        <w:t></w:t>
-      </w:r>
-      <w:r>
-        <w:t xml:space="preserve">  Troubleshoot</w:t>
-      </w:r>
-      <w:proofErr w:type="gramEnd"/>
-      <w:r>
-        <w:t xml:space="preserve"> and correct any IPv6 addressing or connectivity issues before proceeding.</w:t>
+      </w:pPr>
+      <w:r>
+        <w:t>Troubleshoot and correct any IPv6 addressing or connectivity issues before proceeding.</w:t>
       </w:r>
     </w:p>
     <w:p>
@@ -1361,6 +1271,7 @@
         </w:rPr>
       </w:pPr>
       <w:r>
+        <w:lastRenderedPageBreak/>
         <w:pict>
           <v:rect id="_x0000_i1031" style="width:468pt;height:1.5pt" o:hralign="center" o:hrstd="t" o:hrnoshade="t" o:hr="t" fillcolor="#974706 [1609]" stroked="f"/>
         </w:pict>
@@ -1431,62 +1342,41 @@
     </w:p>
     <w:p>
       <w:pPr>
+        <w:pStyle w:val="ListParagraph"/>
+        <w:numPr>
+          <w:ilvl w:val="0"/>
+          <w:numId w:val="19"/>
+        </w:numPr>
         <w:spacing w:line="276" w:lineRule="auto"/>
-        <w:ind w:left="720"/>
-      </w:pPr>
-      <w:proofErr w:type="gramStart"/>
-      <w:r>
-        <w:rPr>
-          <w:rFonts w:hAnsi="Symbol"/>
-        </w:rPr>
-        <w:t></w:t>
-      </w:r>
-      <w:r>
-        <w:t xml:space="preserve">  Update</w:t>
-      </w:r>
-      <w:proofErr w:type="gramEnd"/>
-      <w:r>
-        <w:t xml:space="preserve"> interface descriptions on all affected router and switch interfaces to include the appropriate IPv6 network information. </w:t>
+      </w:pPr>
+      <w:r>
+        <w:t xml:space="preserve">Update interface descriptions on all affected router and switch interfaces to include the appropriate IPv6 network information. </w:t>
       </w:r>
     </w:p>
     <w:p>
       <w:pPr>
+        <w:pStyle w:val="ListParagraph"/>
+        <w:numPr>
+          <w:ilvl w:val="0"/>
+          <w:numId w:val="19"/>
+        </w:numPr>
         <w:spacing w:line="276" w:lineRule="auto"/>
-        <w:ind w:left="720"/>
-      </w:pPr>
-      <w:proofErr w:type="gramStart"/>
-      <w:r>
-        <w:rPr>
-          <w:rFonts w:hAnsi="Symbol"/>
-        </w:rPr>
-        <w:t></w:t>
-      </w:r>
-      <w:r>
-        <w:t xml:space="preserve">  Verify</w:t>
-      </w:r>
-      <w:proofErr w:type="gramEnd"/>
-      <w:r>
-        <w:t xml:space="preserve"> that all interface descriptions accurately reflect the current enterprise configuration. </w:t>
+      </w:pPr>
+      <w:r>
+        <w:t xml:space="preserve">Verify that all interface descriptions accurately reflect the current enterprise configuration. </w:t>
       </w:r>
     </w:p>
     <w:p>
       <w:pPr>
+        <w:pStyle w:val="ListParagraph"/>
+        <w:numPr>
+          <w:ilvl w:val="0"/>
+          <w:numId w:val="19"/>
+        </w:numPr>
         <w:spacing w:after="240" w:line="276" w:lineRule="auto"/>
-        <w:ind w:left="720"/>
-      </w:pPr>
-      <w:proofErr w:type="gramStart"/>
-      <w:r>
-        <w:rPr>
-          <w:rFonts w:hAnsi="Symbol"/>
-        </w:rPr>
-        <w:t></w:t>
-      </w:r>
-      <w:r>
-        <w:t xml:space="preserve">  Ensure</w:t>
-      </w:r>
-      <w:proofErr w:type="gramEnd"/>
-      <w:r>
-        <w:t xml:space="preserve"> all interface descriptions comply with the </w:t>
+      </w:pPr>
+      <w:r>
+        <w:t xml:space="preserve">Ensure all interface descriptions comply with the </w:t>
       </w:r>
       <w:r>
         <w:rPr>
@@ -1499,12 +1389,15 @@
       </w:r>
       <w:r>
         <w:rPr>
-          <w:rStyle w:val="Strong"/>
+          <w:b/>
         </w:rPr>
-        <w:t>Lab Process &amp; Expectations Guide</w:t>
-      </w:r>
-      <w:r>
-        <w:t xml:space="preserve"> before proceeding.</w:t>
+        <w:t>Enterprise Change Request Process &amp; Expectations Guide</w:t>
+      </w:r>
+      <w:r>
+        <w:t xml:space="preserve"> </w:t>
+      </w:r>
+      <w:r>
+        <w:t>before proceeding.</w:t>
       </w:r>
     </w:p>
     <w:p>
@@ -1540,17 +1433,19 @@
         <w:t xml:space="preserve">Interface descriptions are part of the enterprise documentation and must be updated whenever network changes are implemented. Review the </w:t>
       </w:r>
       <w:r>
-        <w:rPr>
-          <w:rStyle w:val="Strong"/>
-          <w:b/>
-        </w:rPr>
-        <w:t>Lab Process &amp; Expectations Guide</w:t>
+        <w:t>Enterprise Change Request Process &amp; Expectations Guide</w:t>
       </w:r>
       <w:r>
         <w:rPr>
           <w:b w:val="0"/>
         </w:rPr>
-        <w:t xml:space="preserve"> to ensure all interface descriptions comply with the required enterprise documentation </w:t>
+        <w:t xml:space="preserve"> </w:t>
+      </w:r>
+      <w:r>
+        <w:rPr>
+          <w:b w:val="0"/>
+        </w:rPr>
+        <w:t xml:space="preserve">to ensure all interface descriptions comply with the required enterprise documentation </w:t>
       </w:r>
       <w:r>
         <w:rPr>
@@ -1666,17 +1561,10 @@
         <w:spacing w:before="100" w:beforeAutospacing="1" w:after="100" w:afterAutospacing="1" w:line="276" w:lineRule="auto"/>
       </w:pPr>
       <w:r>
-        <w:t xml:space="preserve">Configure the appropriate IPv6 default gateway on each end device according to the </w:t>
-      </w:r>
-      <w:r>
-        <w:rPr>
-          <w:b/>
-          <w:bCs/>
-        </w:rPr>
-        <w:t>Enterprise IP Addressing Plan</w:t>
-      </w:r>
-      <w:r>
-        <w:t xml:space="preserve">. </w:t>
+        <w:t>Verify that each end device has been</w:t>
+      </w:r>
+      <w:r>
+        <w:t xml:space="preserve"> assigned the correct IPv6 address and prefix length. </w:t>
       </w:r>
     </w:p>
     <w:p>
@@ -1688,34 +1576,6 @@
         <w:spacing w:before="100" w:beforeAutospacing="1" w:after="100" w:afterAutospacing="1" w:line="276" w:lineRule="auto"/>
       </w:pPr>
       <w:r>
-        <w:t>Verify that each end device has been</w:t>
-      </w:r>
-      <w:r>
-        <w:t xml:space="preserve"> assigned the correct IPv6 address and prefix length. </w:t>
-      </w:r>
-    </w:p>
-    <w:p>
-      <w:pPr>
-        <w:numPr>
-          <w:ilvl w:val="0"/>
-          <w:numId w:val="12"/>
-        </w:numPr>
-        <w:spacing w:before="100" w:beforeAutospacing="1" w:after="100" w:afterAutospacing="1" w:line="276" w:lineRule="auto"/>
-      </w:pPr>
-      <w:r>
-        <w:t xml:space="preserve">Verify that each end device is configured with the correct IPv6 default gateway. </w:t>
-      </w:r>
-    </w:p>
-    <w:p>
-      <w:pPr>
-        <w:numPr>
-          <w:ilvl w:val="0"/>
-          <w:numId w:val="12"/>
-        </w:numPr>
-        <w:spacing w:before="100" w:beforeAutospacing="1" w:after="100" w:afterAutospacing="1" w:line="276" w:lineRule="auto"/>
-      </w:pPr>
-      <w:r>
-        <w:lastRenderedPageBreak/>
         <w:t>Troubleshoot and correct any IPv6 addressing or configuration issues before proceeding.</w:t>
       </w:r>
     </w:p>
@@ -1748,6 +1608,7 @@
         <w:spacing w:before="100" w:beforeAutospacing="1" w:after="100" w:afterAutospacing="1"/>
       </w:pPr>
       <w:r>
+        <w:lastRenderedPageBreak/>
         <w:t xml:space="preserve">After completing all implementation phases, verify that the Enterprise Change Request has been successfully implemented. This section serves as the official validation package submitted to the </w:t>
       </w:r>
       <w:r>
@@ -2063,7 +1924,6 @@
         <w:pStyle w:val="NormalWeb"/>
       </w:pPr>
       <w:r>
-        <w:lastRenderedPageBreak/>
         <w:t>At a minimum, perform and document the following connectivity tests:</w:t>
       </w:r>
     </w:p>
@@ -2092,6 +1952,7 @@
         <w:pStyle w:val="pdq2pgselectionanchorcontainer"/>
       </w:pPr>
       <w:r>
+        <w:lastRenderedPageBreak/>
         <w:t xml:space="preserve">Verify that IPv6 communication is functioning correctly within Phoenix Headquarters by performing the following connectivity tests between the </w:t>
       </w:r>
       <w:proofErr w:type="gramStart"/>
@@ -2242,7 +2103,7 @@
           </w:tcPr>
           <w:p>
             <w:r>
-              <w:t>Human Resources</w:t>
+              <w:t>Phoenix PC-HR1</w:t>
             </w:r>
           </w:p>
         </w:tc>
@@ -2254,7 +2115,10 @@
           </w:tcPr>
           <w:p>
             <w:r>
-              <w:t>Accounting &amp; Finance</w:t>
+              <w:t>Phoenix PC-AF</w:t>
+            </w:r>
+            <w:r>
+              <w:t>1</w:t>
             </w:r>
           </w:p>
         </w:tc>
@@ -2279,7 +2143,10 @@
           </w:tcPr>
           <w:p>
             <w:r>
-              <w:t>Executive Administration</w:t>
+              <w:t>Phoenix PC-EX</w:t>
+            </w:r>
+            <w:r>
+              <w:t>1</w:t>
             </w:r>
           </w:p>
         </w:tc>
@@ -2291,7 +2158,10 @@
           </w:tcPr>
           <w:p>
             <w:r>
-              <w:t>Information Technology</w:t>
+              <w:t>Phoenix PC-IT</w:t>
+            </w:r>
+            <w:r>
+              <w:t>1</w:t>
             </w:r>
           </w:p>
         </w:tc>
@@ -2316,7 +2186,7 @@
           </w:tcPr>
           <w:p>
             <w:r>
-              <w:t>Sales &amp; Customer Service</w:t>
+              <w:t>Phoenix PC-SCS1</w:t>
             </w:r>
           </w:p>
         </w:tc>
@@ -2328,7 +2198,7 @@
           </w:tcPr>
           <w:p>
             <w:r>
-              <w:t>Human Resources</w:t>
+              <w:t>Phoenix PC-HR1</w:t>
             </w:r>
           </w:p>
         </w:tc>
@@ -2527,13 +2397,10 @@
           </w:tcPr>
           <w:p>
             <w:r>
-              <w:t>Warehouse &amp; Inven</w:t>
+              <w:t>Tucson PC</w:t>
             </w:r>
             <w:r>
-              <w:t>tory (Tucson PC</w:t>
-            </w:r>
-            <w:r>
-              <w:t>)</w:t>
+              <w:t>-WH1</w:t>
             </w:r>
           </w:p>
         </w:tc>
@@ -2573,13 +2440,7 @@
           </w:tcPr>
           <w:p>
             <w:r>
-              <w:t>Warehouse &amp; Inventory (</w:t>
-            </w:r>
-            <w:r>
-              <w:t>Tucson PC</w:t>
-            </w:r>
-            <w:r>
-              <w:t>)</w:t>
+              <w:t>Tucson PC-WH1</w:t>
             </w:r>
           </w:p>
         </w:tc>
@@ -2633,7 +2494,14 @@
           <w:b/>
           <w:bCs/>
         </w:rPr>
-        <w:t xml:space="preserve"> - Flagstaff Sales Office</w:t>
+        <w:t xml:space="preserve"> - Flagstaff </w:t>
+      </w:r>
+      <w:r>
+        <w:rPr>
+          <w:b/>
+          <w:bCs/>
+        </w:rPr>
+        <w:t>Retail Store</w:t>
       </w:r>
     </w:p>
     <w:tbl>
@@ -2684,7 +2552,6 @@
                 <w:sz w:val="28"/>
                 <w:szCs w:val="28"/>
               </w:rPr>
-              <w:lastRenderedPageBreak/>
               <w:t>Source Department</w:t>
             </w:r>
           </w:p>
@@ -2758,10 +2625,7 @@
           </w:tcPr>
           <w:p>
             <w:r>
-              <w:t>Sales &amp; CSR  (Flagstaff PC</w:t>
-            </w:r>
-            <w:r>
-              <w:t>)</w:t>
+              <w:t>Flagstaff PC-SCS1</w:t>
             </w:r>
           </w:p>
         </w:tc>
@@ -2804,10 +2668,7 @@
           </w:tcPr>
           <w:p>
             <w:r>
-              <w:t>Sales &amp; CSR  (Flagstaff PC</w:t>
-            </w:r>
-            <w:r>
-              <w:t>)</w:t>
+              <w:t>Flagstaff PC-SCS1</w:t>
             </w:r>
           </w:p>
         </w:tc>
@@ -2859,6 +2720,7 @@
         <w:pStyle w:val="pdq2pgselectionanchorcontainer"/>
       </w:pPr>
       <w:r>
+        <w:lastRenderedPageBreak/>
         <w:t>Verify IPv6 communication between directly connected enterprise routers across each WAN link.</w:t>
       </w:r>
     </w:p>
@@ -3355,7 +3217,6 @@
                 <w:sz w:val="28"/>
                 <w:szCs w:val="28"/>
               </w:rPr>
-              <w:lastRenderedPageBreak/>
               <w:t>Device</w:t>
             </w:r>
           </w:p>
@@ -3812,62 +3673,41 @@
     </w:p>
     <w:p>
       <w:pPr>
+        <w:pStyle w:val="ListParagraph"/>
+        <w:numPr>
+          <w:ilvl w:val="0"/>
+          <w:numId w:val="13"/>
+        </w:numPr>
         <w:spacing w:line="276" w:lineRule="auto"/>
-        <w:ind w:left="720"/>
-      </w:pPr>
-      <w:proofErr w:type="gramStart"/>
-      <w:r>
-        <w:rPr>
-          <w:rFonts w:hAnsi="Symbol"/>
-        </w:rPr>
-        <w:t></w:t>
-      </w:r>
-      <w:r>
-        <w:t xml:space="preserve">  The</w:t>
-      </w:r>
-      <w:proofErr w:type="gramEnd"/>
-      <w:r>
-        <w:t xml:space="preserve"> switch management SVI has the correct global unicast IPv6 address. </w:t>
+      </w:pPr>
+      <w:r>
+        <w:t xml:space="preserve">The switch management SVI has the correct global unicast IPv6 address. </w:t>
       </w:r>
     </w:p>
     <w:p>
       <w:pPr>
+        <w:pStyle w:val="ListParagraph"/>
+        <w:numPr>
+          <w:ilvl w:val="0"/>
+          <w:numId w:val="13"/>
+        </w:numPr>
         <w:spacing w:line="276" w:lineRule="auto"/>
-        <w:ind w:left="720"/>
-      </w:pPr>
-      <w:proofErr w:type="gramStart"/>
-      <w:r>
-        <w:rPr>
-          <w:rFonts w:hAnsi="Symbol"/>
-        </w:rPr>
-        <w:t></w:t>
-      </w:r>
-      <w:r>
-        <w:t xml:space="preserve">  The</w:t>
-      </w:r>
-      <w:proofErr w:type="gramEnd"/>
-      <w:r>
-        <w:t xml:space="preserve"> SVI is operational. </w:t>
+      </w:pPr>
+      <w:r>
+        <w:t xml:space="preserve">The SVI is operational. </w:t>
       </w:r>
     </w:p>
     <w:p>
       <w:pPr>
+        <w:pStyle w:val="ListParagraph"/>
+        <w:numPr>
+          <w:ilvl w:val="0"/>
+          <w:numId w:val="13"/>
+        </w:numPr>
         <w:spacing w:line="276" w:lineRule="auto"/>
-        <w:ind w:left="720"/>
-      </w:pPr>
-      <w:proofErr w:type="gramStart"/>
-      <w:r>
-        <w:rPr>
-          <w:rFonts w:hAnsi="Symbol"/>
-        </w:rPr>
-        <w:t></w:t>
-      </w:r>
-      <w:r>
-        <w:t xml:space="preserve">  The</w:t>
-      </w:r>
-      <w:proofErr w:type="gramEnd"/>
-      <w:r>
-        <w:t xml:space="preserve"> IPv6 address and prefix match the Enterprise IP Addressing Plan.</w:t>
+      </w:pPr>
+      <w:r>
+        <w:t>The IPv6 address and prefix match the Enterprise IP Addressing Plan.</w:t>
       </w:r>
     </w:p>
     <w:p>
@@ -4238,6 +4078,7 @@
         </w:rPr>
       </w:pPr>
       <w:r>
+        <w:lastRenderedPageBreak/>
         <w:br/>
       </w:r>
       <w:r>
@@ -4292,7 +4133,17 @@
         <w:t>ECR-002</w:t>
       </w:r>
       <w:r>
-        <w:t>, highlight:</w:t>
+        <w:t xml:space="preserve">, </w:t>
+      </w:r>
+      <w:r>
+        <w:rPr>
+          <w:b/>
+          <w:highlight w:val="yellow"/>
+        </w:rPr>
+        <w:t>highlight</w:t>
+      </w:r>
+      <w:r>
+        <w:t>:</w:t>
       </w:r>
     </w:p>
     <w:p>
@@ -4304,11 +4155,16 @@
         <w:spacing w:before="100" w:beforeAutospacing="1" w:after="100" w:afterAutospacing="1" w:line="276" w:lineRule="auto"/>
       </w:pPr>
       <w:r>
-        <w:t>IPv6 unicast routing (</w:t>
+        <w:t xml:space="preserve">IPv6 unicast </w:t>
+      </w:r>
+      <w:r>
+        <w:t>routing (</w:t>
       </w:r>
       <w:r>
         <w:rPr>
           <w:rStyle w:val="HTMLCode"/>
+          <w:sz w:val="24"/>
+          <w:szCs w:val="24"/>
         </w:rPr>
         <w:t>ipv6 unicast-routing</w:t>
       </w:r>
@@ -4704,7 +4560,6 @@
         <w:pStyle w:val="Heading4"/>
       </w:pPr>
       <w:r>
-        <w:lastRenderedPageBreak/>
         <w:t>Step 5 – Final Validation</w:t>
       </w:r>
     </w:p>
@@ -4775,6 +4630,7 @@
         <w:spacing w:before="100" w:beforeAutospacing="1" w:after="100" w:afterAutospacing="1" w:line="276" w:lineRule="auto"/>
       </w:pPr>
       <w:r>
+        <w:lastRenderedPageBreak/>
         <w:t xml:space="preserve">The enterprise network is operating according to the </w:t>
       </w:r>
       <w:r>
@@ -4908,7 +4764,7 @@
       </w:r>
       <w:proofErr w:type="spellStart"/>
       <w:r>
-        <w:t>pkt</w:t>
+        <w:t>pka</w:t>
       </w:r>
       <w:proofErr w:type="spellEnd"/>
       <w:r>
@@ -4946,19 +4802,11 @@
       </w:r>
       <w:proofErr w:type="spellStart"/>
       <w:r>
-        <w:t>pkt</w:t>
+        <w:t>pka</w:t>
       </w:r>
       <w:proofErr w:type="spellEnd"/>
       <w:r>
-        <w:t xml:space="preserve"> or .</w:t>
-      </w:r>
-      <w:proofErr w:type="spellStart"/>
-      <w:r>
-        <w:t>pka</w:t>
-      </w:r>
-      <w:proofErr w:type="spellEnd"/>
-      <w:r>
-        <w:t>, depending on the assignment)</w:t>
+        <w:t>)</w:t>
       </w:r>
     </w:p>
     <w:p>
@@ -4992,22 +4840,10 @@
           <w:sz w:val="18"/>
           <w:szCs w:val="18"/>
         </w:rPr>
-        <w:t>07</w:t>
-      </w:r>
-      <w:r>
-        <w:rPr>
-          <w:sz w:val="18"/>
-          <w:szCs w:val="18"/>
-        </w:rPr>
-        <w:t>/</w:t>
-      </w:r>
-      <w:r>
-        <w:rPr>
-          <w:sz w:val="18"/>
-          <w:szCs w:val="18"/>
-        </w:rPr>
-        <w:t>02</w:t>
-      </w:r>
+        <w:t>08/22</w:t>
+      </w:r>
+      <w:bookmarkStart w:id="0" w:name="_GoBack"/>
+      <w:bookmarkEnd w:id="0"/>
       <w:r>
         <w:rPr>
           <w:sz w:val="18"/>
@@ -5547,6 +5383,119 @@
     </w:lvl>
   </w:abstractNum>
   <w:abstractNum w:abstractNumId="8" w15:restartNumberingAfterBreak="0">
+    <w:nsid w:val="25E45F1E"/>
+    <w:multiLevelType w:val="hybridMultilevel"/>
+    <w:tmpl w:val="73E24148"/>
+    <w:lvl w:ilvl="0" w:tplc="04090001">
+      <w:start w:val="1"/>
+      <w:numFmt w:val="bullet"/>
+      <w:lvlText w:val=""/>
+      <w:lvlJc w:val="left"/>
+      <w:pPr>
+        <w:ind w:left="1440" w:hanging="360"/>
+      </w:pPr>
+      <w:rPr>
+        <w:rFonts w:ascii="Symbol" w:hAnsi="Symbol" w:hint="default"/>
+      </w:rPr>
+    </w:lvl>
+    <w:lvl w:ilvl="1" w:tplc="04090003" w:tentative="1">
+      <w:start w:val="1"/>
+      <w:numFmt w:val="bullet"/>
+      <w:lvlText w:val="o"/>
+      <w:lvlJc w:val="left"/>
+      <w:pPr>
+        <w:ind w:left="2160" w:hanging="360"/>
+      </w:pPr>
+      <w:rPr>
+        <w:rFonts w:ascii="Courier New" w:hAnsi="Courier New" w:cs="Courier New" w:hint="default"/>
+      </w:rPr>
+    </w:lvl>
+    <w:lvl w:ilvl="2" w:tplc="04090005" w:tentative="1">
+      <w:start w:val="1"/>
+      <w:numFmt w:val="bullet"/>
+      <w:lvlText w:val=""/>
+      <w:lvlJc w:val="left"/>
+      <w:pPr>
+        <w:ind w:left="2880" w:hanging="360"/>
+      </w:pPr>
+      <w:rPr>
+        <w:rFonts w:ascii="Wingdings" w:hAnsi="Wingdings" w:hint="default"/>
+      </w:rPr>
+    </w:lvl>
+    <w:lvl w:ilvl="3" w:tplc="04090001" w:tentative="1">
+      <w:start w:val="1"/>
+      <w:numFmt w:val="bullet"/>
+      <w:lvlText w:val=""/>
+      <w:lvlJc w:val="left"/>
+      <w:pPr>
+        <w:ind w:left="3600" w:hanging="360"/>
+      </w:pPr>
+      <w:rPr>
+        <w:rFonts w:ascii="Symbol" w:hAnsi="Symbol" w:hint="default"/>
+      </w:rPr>
+    </w:lvl>
+    <w:lvl w:ilvl="4" w:tplc="04090003" w:tentative="1">
+      <w:start w:val="1"/>
+      <w:numFmt w:val="bullet"/>
+      <w:lvlText w:val="o"/>
+      <w:lvlJc w:val="left"/>
+      <w:pPr>
+        <w:ind w:left="4320" w:hanging="360"/>
+      </w:pPr>
+      <w:rPr>
+        <w:rFonts w:ascii="Courier New" w:hAnsi="Courier New" w:cs="Courier New" w:hint="default"/>
+      </w:rPr>
+    </w:lvl>
+    <w:lvl w:ilvl="5" w:tplc="04090005" w:tentative="1">
+      <w:start w:val="1"/>
+      <w:numFmt w:val="bullet"/>
+      <w:lvlText w:val=""/>
+      <w:lvlJc w:val="left"/>
+      <w:pPr>
+        <w:ind w:left="5040" w:hanging="360"/>
+      </w:pPr>
+      <w:rPr>
+        <w:rFonts w:ascii="Wingdings" w:hAnsi="Wingdings" w:hint="default"/>
+      </w:rPr>
+    </w:lvl>
+    <w:lvl w:ilvl="6" w:tplc="04090001" w:tentative="1">
+      <w:start w:val="1"/>
+      <w:numFmt w:val="bullet"/>
+      <w:lvlText w:val=""/>
+      <w:lvlJc w:val="left"/>
+      <w:pPr>
+        <w:ind w:left="5760" w:hanging="360"/>
+      </w:pPr>
+      <w:rPr>
+        <w:rFonts w:ascii="Symbol" w:hAnsi="Symbol" w:hint="default"/>
+      </w:rPr>
+    </w:lvl>
+    <w:lvl w:ilvl="7" w:tplc="04090003" w:tentative="1">
+      <w:start w:val="1"/>
+      <w:numFmt w:val="bullet"/>
+      <w:lvlText w:val="o"/>
+      <w:lvlJc w:val="left"/>
+      <w:pPr>
+        <w:ind w:left="6480" w:hanging="360"/>
+      </w:pPr>
+      <w:rPr>
+        <w:rFonts w:ascii="Courier New" w:hAnsi="Courier New" w:cs="Courier New" w:hint="default"/>
+      </w:rPr>
+    </w:lvl>
+    <w:lvl w:ilvl="8" w:tplc="04090005" w:tentative="1">
+      <w:start w:val="1"/>
+      <w:numFmt w:val="bullet"/>
+      <w:lvlText w:val=""/>
+      <w:lvlJc w:val="left"/>
+      <w:pPr>
+        <w:ind w:left="7200" w:hanging="360"/>
+      </w:pPr>
+      <w:rPr>
+        <w:rFonts w:ascii="Wingdings" w:hAnsi="Wingdings" w:hint="default"/>
+      </w:rPr>
+    </w:lvl>
+  </w:abstractNum>
+  <w:abstractNum w:abstractNumId="9" w15:restartNumberingAfterBreak="0">
     <w:nsid w:val="2A8329A1"/>
     <w:multiLevelType w:val="multilevel"/>
     <w:tmpl w:val="828229A8"/>
@@ -5695,7 +5644,120 @@
       </w:rPr>
     </w:lvl>
   </w:abstractNum>
-  <w:abstractNum w:abstractNumId="9" w15:restartNumberingAfterBreak="0">
+  <w:abstractNum w:abstractNumId="10" w15:restartNumberingAfterBreak="0">
+    <w:nsid w:val="32290045"/>
+    <w:multiLevelType w:val="hybridMultilevel"/>
+    <w:tmpl w:val="E466A364"/>
+    <w:lvl w:ilvl="0" w:tplc="04090001">
+      <w:start w:val="1"/>
+      <w:numFmt w:val="bullet"/>
+      <w:lvlText w:val=""/>
+      <w:lvlJc w:val="left"/>
+      <w:pPr>
+        <w:ind w:left="1440" w:hanging="360"/>
+      </w:pPr>
+      <w:rPr>
+        <w:rFonts w:ascii="Symbol" w:hAnsi="Symbol" w:hint="default"/>
+      </w:rPr>
+    </w:lvl>
+    <w:lvl w:ilvl="1" w:tplc="04090003" w:tentative="1">
+      <w:start w:val="1"/>
+      <w:numFmt w:val="bullet"/>
+      <w:lvlText w:val="o"/>
+      <w:lvlJc w:val="left"/>
+      <w:pPr>
+        <w:ind w:left="2160" w:hanging="360"/>
+      </w:pPr>
+      <w:rPr>
+        <w:rFonts w:ascii="Courier New" w:hAnsi="Courier New" w:cs="Courier New" w:hint="default"/>
+      </w:rPr>
+    </w:lvl>
+    <w:lvl w:ilvl="2" w:tplc="04090005" w:tentative="1">
+      <w:start w:val="1"/>
+      <w:numFmt w:val="bullet"/>
+      <w:lvlText w:val=""/>
+      <w:lvlJc w:val="left"/>
+      <w:pPr>
+        <w:ind w:left="2880" w:hanging="360"/>
+      </w:pPr>
+      <w:rPr>
+        <w:rFonts w:ascii="Wingdings" w:hAnsi="Wingdings" w:hint="default"/>
+      </w:rPr>
+    </w:lvl>
+    <w:lvl w:ilvl="3" w:tplc="04090001" w:tentative="1">
+      <w:start w:val="1"/>
+      <w:numFmt w:val="bullet"/>
+      <w:lvlText w:val=""/>
+      <w:lvlJc w:val="left"/>
+      <w:pPr>
+        <w:ind w:left="3600" w:hanging="360"/>
+      </w:pPr>
+      <w:rPr>
+        <w:rFonts w:ascii="Symbol" w:hAnsi="Symbol" w:hint="default"/>
+      </w:rPr>
+    </w:lvl>
+    <w:lvl w:ilvl="4" w:tplc="04090003" w:tentative="1">
+      <w:start w:val="1"/>
+      <w:numFmt w:val="bullet"/>
+      <w:lvlText w:val="o"/>
+      <w:lvlJc w:val="left"/>
+      <w:pPr>
+        <w:ind w:left="4320" w:hanging="360"/>
+      </w:pPr>
+      <w:rPr>
+        <w:rFonts w:ascii="Courier New" w:hAnsi="Courier New" w:cs="Courier New" w:hint="default"/>
+      </w:rPr>
+    </w:lvl>
+    <w:lvl w:ilvl="5" w:tplc="04090005" w:tentative="1">
+      <w:start w:val="1"/>
+      <w:numFmt w:val="bullet"/>
+      <w:lvlText w:val=""/>
+      <w:lvlJc w:val="left"/>
+      <w:pPr>
+        <w:ind w:left="5040" w:hanging="360"/>
+      </w:pPr>
+      <w:rPr>
+        <w:rFonts w:ascii="Wingdings" w:hAnsi="Wingdings" w:hint="default"/>
+      </w:rPr>
+    </w:lvl>
+    <w:lvl w:ilvl="6" w:tplc="04090001" w:tentative="1">
+      <w:start w:val="1"/>
+      <w:numFmt w:val="bullet"/>
+      <w:lvlText w:val=""/>
+      <w:lvlJc w:val="left"/>
+      <w:pPr>
+        <w:ind w:left="5760" w:hanging="360"/>
+      </w:pPr>
+      <w:rPr>
+        <w:rFonts w:ascii="Symbol" w:hAnsi="Symbol" w:hint="default"/>
+      </w:rPr>
+    </w:lvl>
+    <w:lvl w:ilvl="7" w:tplc="04090003" w:tentative="1">
+      <w:start w:val="1"/>
+      <w:numFmt w:val="bullet"/>
+      <w:lvlText w:val="o"/>
+      <w:lvlJc w:val="left"/>
+      <w:pPr>
+        <w:ind w:left="6480" w:hanging="360"/>
+      </w:pPr>
+      <w:rPr>
+        <w:rFonts w:ascii="Courier New" w:hAnsi="Courier New" w:cs="Courier New" w:hint="default"/>
+      </w:rPr>
+    </w:lvl>
+    <w:lvl w:ilvl="8" w:tplc="04090005" w:tentative="1">
+      <w:start w:val="1"/>
+      <w:numFmt w:val="bullet"/>
+      <w:lvlText w:val=""/>
+      <w:lvlJc w:val="left"/>
+      <w:pPr>
+        <w:ind w:left="7200" w:hanging="360"/>
+      </w:pPr>
+      <w:rPr>
+        <w:rFonts w:ascii="Wingdings" w:hAnsi="Wingdings" w:hint="default"/>
+      </w:rPr>
+    </w:lvl>
+  </w:abstractNum>
+  <w:abstractNum w:abstractNumId="11" w15:restartNumberingAfterBreak="0">
     <w:nsid w:val="3B4A36DA"/>
     <w:multiLevelType w:val="hybridMultilevel"/>
     <w:tmpl w:val="1C4C0C20"/>
@@ -5808,7 +5870,7 @@
       </w:rPr>
     </w:lvl>
   </w:abstractNum>
-  <w:abstractNum w:abstractNumId="10" w15:restartNumberingAfterBreak="0">
+  <w:abstractNum w:abstractNumId="12" w15:restartNumberingAfterBreak="0">
     <w:nsid w:val="3D6E71C5"/>
     <w:multiLevelType w:val="multilevel"/>
     <w:tmpl w:val="DBCCDCE0"/>
@@ -5957,7 +6019,7 @@
       </w:rPr>
     </w:lvl>
   </w:abstractNum>
-  <w:abstractNum w:abstractNumId="11" w15:restartNumberingAfterBreak="0">
+  <w:abstractNum w:abstractNumId="13" w15:restartNumberingAfterBreak="0">
     <w:nsid w:val="45A050D7"/>
     <w:multiLevelType w:val="multilevel"/>
     <w:tmpl w:val="297854F0"/>
@@ -6106,7 +6168,120 @@
       </w:rPr>
     </w:lvl>
   </w:abstractNum>
-  <w:abstractNum w:abstractNumId="12" w15:restartNumberingAfterBreak="0">
+  <w:abstractNum w:abstractNumId="14" w15:restartNumberingAfterBreak="0">
+    <w:nsid w:val="466565A1"/>
+    <w:multiLevelType w:val="hybridMultilevel"/>
+    <w:tmpl w:val="1A22F9F8"/>
+    <w:lvl w:ilvl="0" w:tplc="04090001">
+      <w:start w:val="1"/>
+      <w:numFmt w:val="bullet"/>
+      <w:lvlText w:val=""/>
+      <w:lvlJc w:val="left"/>
+      <w:pPr>
+        <w:ind w:left="1440" w:hanging="360"/>
+      </w:pPr>
+      <w:rPr>
+        <w:rFonts w:ascii="Symbol" w:hAnsi="Symbol" w:hint="default"/>
+      </w:rPr>
+    </w:lvl>
+    <w:lvl w:ilvl="1" w:tplc="04090003" w:tentative="1">
+      <w:start w:val="1"/>
+      <w:numFmt w:val="bullet"/>
+      <w:lvlText w:val="o"/>
+      <w:lvlJc w:val="left"/>
+      <w:pPr>
+        <w:ind w:left="2160" w:hanging="360"/>
+      </w:pPr>
+      <w:rPr>
+        <w:rFonts w:ascii="Courier New" w:hAnsi="Courier New" w:cs="Courier New" w:hint="default"/>
+      </w:rPr>
+    </w:lvl>
+    <w:lvl w:ilvl="2" w:tplc="04090005" w:tentative="1">
+      <w:start w:val="1"/>
+      <w:numFmt w:val="bullet"/>
+      <w:lvlText w:val=""/>
+      <w:lvlJc w:val="left"/>
+      <w:pPr>
+        <w:ind w:left="2880" w:hanging="360"/>
+      </w:pPr>
+      <w:rPr>
+        <w:rFonts w:ascii="Wingdings" w:hAnsi="Wingdings" w:hint="default"/>
+      </w:rPr>
+    </w:lvl>
+    <w:lvl w:ilvl="3" w:tplc="04090001" w:tentative="1">
+      <w:start w:val="1"/>
+      <w:numFmt w:val="bullet"/>
+      <w:lvlText w:val=""/>
+      <w:lvlJc w:val="left"/>
+      <w:pPr>
+        <w:ind w:left="3600" w:hanging="360"/>
+      </w:pPr>
+      <w:rPr>
+        <w:rFonts w:ascii="Symbol" w:hAnsi="Symbol" w:hint="default"/>
+      </w:rPr>
+    </w:lvl>
+    <w:lvl w:ilvl="4" w:tplc="04090003" w:tentative="1">
+      <w:start w:val="1"/>
+      <w:numFmt w:val="bullet"/>
+      <w:lvlText w:val="o"/>
+      <w:lvlJc w:val="left"/>
+      <w:pPr>
+        <w:ind w:left="4320" w:hanging="360"/>
+      </w:pPr>
+      <w:rPr>
+        <w:rFonts w:ascii="Courier New" w:hAnsi="Courier New" w:cs="Courier New" w:hint="default"/>
+      </w:rPr>
+    </w:lvl>
+    <w:lvl w:ilvl="5" w:tplc="04090005" w:tentative="1">
+      <w:start w:val="1"/>
+      <w:numFmt w:val="bullet"/>
+      <w:lvlText w:val=""/>
+      <w:lvlJc w:val="left"/>
+      <w:pPr>
+        <w:ind w:left="5040" w:hanging="360"/>
+      </w:pPr>
+      <w:rPr>
+        <w:rFonts w:ascii="Wingdings" w:hAnsi="Wingdings" w:hint="default"/>
+      </w:rPr>
+    </w:lvl>
+    <w:lvl w:ilvl="6" w:tplc="04090001" w:tentative="1">
+      <w:start w:val="1"/>
+      <w:numFmt w:val="bullet"/>
+      <w:lvlText w:val=""/>
+      <w:lvlJc w:val="left"/>
+      <w:pPr>
+        <w:ind w:left="5760" w:hanging="360"/>
+      </w:pPr>
+      <w:rPr>
+        <w:rFonts w:ascii="Symbol" w:hAnsi="Symbol" w:hint="default"/>
+      </w:rPr>
+    </w:lvl>
+    <w:lvl w:ilvl="7" w:tplc="04090003" w:tentative="1">
+      <w:start w:val="1"/>
+      <w:numFmt w:val="bullet"/>
+      <w:lvlText w:val="o"/>
+      <w:lvlJc w:val="left"/>
+      <w:pPr>
+        <w:ind w:left="6480" w:hanging="360"/>
+      </w:pPr>
+      <w:rPr>
+        <w:rFonts w:ascii="Courier New" w:hAnsi="Courier New" w:cs="Courier New" w:hint="default"/>
+      </w:rPr>
+    </w:lvl>
+    <w:lvl w:ilvl="8" w:tplc="04090005" w:tentative="1">
+      <w:start w:val="1"/>
+      <w:numFmt w:val="bullet"/>
+      <w:lvlText w:val=""/>
+      <w:lvlJc w:val="left"/>
+      <w:pPr>
+        <w:ind w:left="7200" w:hanging="360"/>
+      </w:pPr>
+      <w:rPr>
+        <w:rFonts w:ascii="Wingdings" w:hAnsi="Wingdings" w:hint="default"/>
+      </w:rPr>
+    </w:lvl>
+  </w:abstractNum>
+  <w:abstractNum w:abstractNumId="15" w15:restartNumberingAfterBreak="0">
     <w:nsid w:val="539D756E"/>
     <w:multiLevelType w:val="multilevel"/>
     <w:tmpl w:val="33C09294"/>
@@ -6255,7 +6430,7 @@
       </w:rPr>
     </w:lvl>
   </w:abstractNum>
-  <w:abstractNum w:abstractNumId="13" w15:restartNumberingAfterBreak="0">
+  <w:abstractNum w:abstractNumId="16" w15:restartNumberingAfterBreak="0">
     <w:nsid w:val="54FD22A6"/>
     <w:multiLevelType w:val="multilevel"/>
     <w:tmpl w:val="33C09294"/>
@@ -6404,7 +6579,7 @@
       </w:rPr>
     </w:lvl>
   </w:abstractNum>
-  <w:abstractNum w:abstractNumId="14" w15:restartNumberingAfterBreak="0">
+  <w:abstractNum w:abstractNumId="17" w15:restartNumberingAfterBreak="0">
     <w:nsid w:val="558464C1"/>
     <w:multiLevelType w:val="multilevel"/>
     <w:tmpl w:val="33C09294"/>
@@ -6550,6 +6725,232 @@
       <w:rPr>
         <w:rFonts w:ascii="Wingdings" w:hAnsi="Wingdings" w:hint="default"/>
         <w:sz w:val="20"/>
+      </w:rPr>
+    </w:lvl>
+  </w:abstractNum>
+  <w:abstractNum w:abstractNumId="18" w15:restartNumberingAfterBreak="0">
+    <w:nsid w:val="71471358"/>
+    <w:multiLevelType w:val="hybridMultilevel"/>
+    <w:tmpl w:val="A2C60F28"/>
+    <w:lvl w:ilvl="0" w:tplc="04090001">
+      <w:start w:val="1"/>
+      <w:numFmt w:val="bullet"/>
+      <w:lvlText w:val=""/>
+      <w:lvlJc w:val="left"/>
+      <w:pPr>
+        <w:ind w:left="720" w:hanging="360"/>
+      </w:pPr>
+      <w:rPr>
+        <w:rFonts w:ascii="Symbol" w:hAnsi="Symbol" w:hint="default"/>
+      </w:rPr>
+    </w:lvl>
+    <w:lvl w:ilvl="1" w:tplc="04090003" w:tentative="1">
+      <w:start w:val="1"/>
+      <w:numFmt w:val="bullet"/>
+      <w:lvlText w:val="o"/>
+      <w:lvlJc w:val="left"/>
+      <w:pPr>
+        <w:ind w:left="1440" w:hanging="360"/>
+      </w:pPr>
+      <w:rPr>
+        <w:rFonts w:ascii="Courier New" w:hAnsi="Courier New" w:cs="Courier New" w:hint="default"/>
+      </w:rPr>
+    </w:lvl>
+    <w:lvl w:ilvl="2" w:tplc="04090005" w:tentative="1">
+      <w:start w:val="1"/>
+      <w:numFmt w:val="bullet"/>
+      <w:lvlText w:val=""/>
+      <w:lvlJc w:val="left"/>
+      <w:pPr>
+        <w:ind w:left="2160" w:hanging="360"/>
+      </w:pPr>
+      <w:rPr>
+        <w:rFonts w:ascii="Wingdings" w:hAnsi="Wingdings" w:hint="default"/>
+      </w:rPr>
+    </w:lvl>
+    <w:lvl w:ilvl="3" w:tplc="04090001" w:tentative="1">
+      <w:start w:val="1"/>
+      <w:numFmt w:val="bullet"/>
+      <w:lvlText w:val=""/>
+      <w:lvlJc w:val="left"/>
+      <w:pPr>
+        <w:ind w:left="2880" w:hanging="360"/>
+      </w:pPr>
+      <w:rPr>
+        <w:rFonts w:ascii="Symbol" w:hAnsi="Symbol" w:hint="default"/>
+      </w:rPr>
+    </w:lvl>
+    <w:lvl w:ilvl="4" w:tplc="04090003" w:tentative="1">
+      <w:start w:val="1"/>
+      <w:numFmt w:val="bullet"/>
+      <w:lvlText w:val="o"/>
+      <w:lvlJc w:val="left"/>
+      <w:pPr>
+        <w:ind w:left="3600" w:hanging="360"/>
+      </w:pPr>
+      <w:rPr>
+        <w:rFonts w:ascii="Courier New" w:hAnsi="Courier New" w:cs="Courier New" w:hint="default"/>
+      </w:rPr>
+    </w:lvl>
+    <w:lvl w:ilvl="5" w:tplc="04090005" w:tentative="1">
+      <w:start w:val="1"/>
+      <w:numFmt w:val="bullet"/>
+      <w:lvlText w:val=""/>
+      <w:lvlJc w:val="left"/>
+      <w:pPr>
+        <w:ind w:left="4320" w:hanging="360"/>
+      </w:pPr>
+      <w:rPr>
+        <w:rFonts w:ascii="Wingdings" w:hAnsi="Wingdings" w:hint="default"/>
+      </w:rPr>
+    </w:lvl>
+    <w:lvl w:ilvl="6" w:tplc="04090001" w:tentative="1">
+      <w:start w:val="1"/>
+      <w:numFmt w:val="bullet"/>
+      <w:lvlText w:val=""/>
+      <w:lvlJc w:val="left"/>
+      <w:pPr>
+        <w:ind w:left="5040" w:hanging="360"/>
+      </w:pPr>
+      <w:rPr>
+        <w:rFonts w:ascii="Symbol" w:hAnsi="Symbol" w:hint="default"/>
+      </w:rPr>
+    </w:lvl>
+    <w:lvl w:ilvl="7" w:tplc="04090003" w:tentative="1">
+      <w:start w:val="1"/>
+      <w:numFmt w:val="bullet"/>
+      <w:lvlText w:val="o"/>
+      <w:lvlJc w:val="left"/>
+      <w:pPr>
+        <w:ind w:left="5760" w:hanging="360"/>
+      </w:pPr>
+      <w:rPr>
+        <w:rFonts w:ascii="Courier New" w:hAnsi="Courier New" w:cs="Courier New" w:hint="default"/>
+      </w:rPr>
+    </w:lvl>
+    <w:lvl w:ilvl="8" w:tplc="04090005" w:tentative="1">
+      <w:start w:val="1"/>
+      <w:numFmt w:val="bullet"/>
+      <w:lvlText w:val=""/>
+      <w:lvlJc w:val="left"/>
+      <w:pPr>
+        <w:ind w:left="6480" w:hanging="360"/>
+      </w:pPr>
+      <w:rPr>
+        <w:rFonts w:ascii="Wingdings" w:hAnsi="Wingdings" w:hint="default"/>
+      </w:rPr>
+    </w:lvl>
+  </w:abstractNum>
+  <w:abstractNum w:abstractNumId="19" w15:restartNumberingAfterBreak="0">
+    <w:nsid w:val="7A30682E"/>
+    <w:multiLevelType w:val="hybridMultilevel"/>
+    <w:tmpl w:val="09EAA5A6"/>
+    <w:lvl w:ilvl="0" w:tplc="04090001">
+      <w:start w:val="1"/>
+      <w:numFmt w:val="bullet"/>
+      <w:lvlText w:val=""/>
+      <w:lvlJc w:val="left"/>
+      <w:pPr>
+        <w:ind w:left="1440" w:hanging="360"/>
+      </w:pPr>
+      <w:rPr>
+        <w:rFonts w:ascii="Symbol" w:hAnsi="Symbol" w:hint="default"/>
+      </w:rPr>
+    </w:lvl>
+    <w:lvl w:ilvl="1" w:tplc="04090003" w:tentative="1">
+      <w:start w:val="1"/>
+      <w:numFmt w:val="bullet"/>
+      <w:lvlText w:val="o"/>
+      <w:lvlJc w:val="left"/>
+      <w:pPr>
+        <w:ind w:left="2160" w:hanging="360"/>
+      </w:pPr>
+      <w:rPr>
+        <w:rFonts w:ascii="Courier New" w:hAnsi="Courier New" w:cs="Courier New" w:hint="default"/>
+      </w:rPr>
+    </w:lvl>
+    <w:lvl w:ilvl="2" w:tplc="04090005" w:tentative="1">
+      <w:start w:val="1"/>
+      <w:numFmt w:val="bullet"/>
+      <w:lvlText w:val=""/>
+      <w:lvlJc w:val="left"/>
+      <w:pPr>
+        <w:ind w:left="2880" w:hanging="360"/>
+      </w:pPr>
+      <w:rPr>
+        <w:rFonts w:ascii="Wingdings" w:hAnsi="Wingdings" w:hint="default"/>
+      </w:rPr>
+    </w:lvl>
+    <w:lvl w:ilvl="3" w:tplc="04090001" w:tentative="1">
+      <w:start w:val="1"/>
+      <w:numFmt w:val="bullet"/>
+      <w:lvlText w:val=""/>
+      <w:lvlJc w:val="left"/>
+      <w:pPr>
+        <w:ind w:left="3600" w:hanging="360"/>
+      </w:pPr>
+      <w:rPr>
+        <w:rFonts w:ascii="Symbol" w:hAnsi="Symbol" w:hint="default"/>
+      </w:rPr>
+    </w:lvl>
+    <w:lvl w:ilvl="4" w:tplc="04090003" w:tentative="1">
+      <w:start w:val="1"/>
+      <w:numFmt w:val="bullet"/>
+      <w:lvlText w:val="o"/>
+      <w:lvlJc w:val="left"/>
+      <w:pPr>
+        <w:ind w:left="4320" w:hanging="360"/>
+      </w:pPr>
+      <w:rPr>
+        <w:rFonts w:ascii="Courier New" w:hAnsi="Courier New" w:cs="Courier New" w:hint="default"/>
+      </w:rPr>
+    </w:lvl>
+    <w:lvl w:ilvl="5" w:tplc="04090005" w:tentative="1">
+      <w:start w:val="1"/>
+      <w:numFmt w:val="bullet"/>
+      <w:lvlText w:val=""/>
+      <w:lvlJc w:val="left"/>
+      <w:pPr>
+        <w:ind w:left="5040" w:hanging="360"/>
+      </w:pPr>
+      <w:rPr>
+        <w:rFonts w:ascii="Wingdings" w:hAnsi="Wingdings" w:hint="default"/>
+      </w:rPr>
+    </w:lvl>
+    <w:lvl w:ilvl="6" w:tplc="04090001" w:tentative="1">
+      <w:start w:val="1"/>
+      <w:numFmt w:val="bullet"/>
+      <w:lvlText w:val=""/>
+      <w:lvlJc w:val="left"/>
+      <w:pPr>
+        <w:ind w:left="5760" w:hanging="360"/>
+      </w:pPr>
+      <w:rPr>
+        <w:rFonts w:ascii="Symbol" w:hAnsi="Symbol" w:hint="default"/>
+      </w:rPr>
+    </w:lvl>
+    <w:lvl w:ilvl="7" w:tplc="04090003" w:tentative="1">
+      <w:start w:val="1"/>
+      <w:numFmt w:val="bullet"/>
+      <w:lvlText w:val="o"/>
+      <w:lvlJc w:val="left"/>
+      <w:pPr>
+        <w:ind w:left="6480" w:hanging="360"/>
+      </w:pPr>
+      <w:rPr>
+        <w:rFonts w:ascii="Courier New" w:hAnsi="Courier New" w:cs="Courier New" w:hint="default"/>
+      </w:rPr>
+    </w:lvl>
+    <w:lvl w:ilvl="8" w:tplc="04090005" w:tentative="1">
+      <w:start w:val="1"/>
+      <w:numFmt w:val="bullet"/>
+      <w:lvlText w:val=""/>
+      <w:lvlJc w:val="left"/>
+      <w:pPr>
+        <w:ind w:left="7200" w:hanging="360"/>
+      </w:pPr>
+      <w:rPr>
+        <w:rFonts w:ascii="Wingdings" w:hAnsi="Wingdings" w:hint="default"/>
       </w:rPr>
     </w:lvl>
   </w:abstractNum>
@@ -6575,28 +6976,43 @@
     <w:abstractNumId w:val="6"/>
   </w:num>
   <w:num w:numId="8">
-    <w:abstractNumId w:val="8"/>
+    <w:abstractNumId w:val="9"/>
   </w:num>
   <w:num w:numId="9">
+    <w:abstractNumId w:val="13"/>
+  </w:num>
+  <w:num w:numId="10">
     <w:abstractNumId w:val="11"/>
   </w:num>
-  <w:num w:numId="10">
-    <w:abstractNumId w:val="9"/>
-  </w:num>
   <w:num w:numId="11">
-    <w:abstractNumId w:val="10"/>
+    <w:abstractNumId w:val="12"/>
   </w:num>
   <w:num w:numId="12">
-    <w:abstractNumId w:val="14"/>
+    <w:abstractNumId w:val="17"/>
   </w:num>
   <w:num w:numId="13">
     <w:abstractNumId w:val="7"/>
   </w:num>
   <w:num w:numId="14">
-    <w:abstractNumId w:val="13"/>
+    <w:abstractNumId w:val="16"/>
   </w:num>
   <w:num w:numId="15">
-    <w:abstractNumId w:val="12"/>
+    <w:abstractNumId w:val="15"/>
+  </w:num>
+  <w:num w:numId="16">
+    <w:abstractNumId w:val="10"/>
+  </w:num>
+  <w:num w:numId="17">
+    <w:abstractNumId w:val="14"/>
+  </w:num>
+  <w:num w:numId="18">
+    <w:abstractNumId w:val="8"/>
+  </w:num>
+  <w:num w:numId="19">
+    <w:abstractNumId w:val="18"/>
+  </w:num>
+  <w:num w:numId="20">
+    <w:abstractNumId w:val="19"/>
   </w:num>
   <w:numIdMacAtCleanup w:val="14"/>
 </w:numbering>
@@ -18498,7 +18914,7 @@
 </file>
 
 <file path=customXml/itemProps1.xml><?xml version="1.0" encoding="utf-8"?>
-<ds:datastoreItem xmlns:ds="http://schemas.openxmlformats.org/officeDocument/2006/customXml" ds:itemID="{C57CF739-3F32-473A-9CBA-A33A858ED1A7}">
+<ds:datastoreItem xmlns:ds="http://schemas.openxmlformats.org/officeDocument/2006/customXml" ds:itemID="{34826056-685C-408F-BB4B-87FBEA8908C6}">
   <ds:schemaRefs>
     <ds:schemaRef ds:uri="http://schemas.openxmlformats.org/officeDocument/2006/bibliography"/>
   </ds:schemaRefs>
